--- a/_budget/Budget_FESR_80k.docx
+++ b/_budget/Budget_FESR_80k.docx
@@ -258,18 +258,18 @@
               <w:pStyle w:val="Compact"/>
             </w:pPr>
             <w:r>
-              <w:t xml:space="preserve">€1.500</w:t>
-            </w:r>
-          </w:p>
-        </w:tc>
-        <w:tc>
-          <w:tcPr/>
-          <w:p>
-            <w:pPr>
-              <w:pStyle w:val="Compact"/>
-            </w:pPr>
-            <w:r>
-              <w:t xml:space="preserve">Quota ammortamento (18/60) su MacBook Pro 16” M4 Pro (sviluppo AI) e RealWear Navigator 520 (prototipazione interfaccia AR per operatori del soccorso).</w:t>
+              <w:t xml:space="preserve">€2.040</w:t>
+            </w:r>
+          </w:p>
+        </w:tc>
+        <w:tc>
+          <w:tcPr/>
+          <w:p>
+            <w:pPr>
+              <w:pStyle w:val="Compact"/>
+            </w:pPr>
+            <w:r>
+              <w:t xml:space="preserve">Quota ammortamento (18/60) su Server GPU dedicato per inferenza LLM on-premise h24 (€5.000) e dispositivo AR hands-free con controllo vocale e certificazione IP66 (€1.800).</w:t>
             </w:r>
           </w:p>
         </w:tc>
@@ -375,18 +375,18 @@
               <w:pStyle w:val="Compact"/>
             </w:pPr>
             <w:r>
-              <w:t xml:space="preserve">€6.340</w:t>
-            </w:r>
-          </w:p>
-        </w:tc>
-        <w:tc>
-          <w:tcPr/>
-          <w:p>
-            <w:pPr>
-              <w:pStyle w:val="Compact"/>
-            </w:pPr>
-            <w:r>
-              <w:t xml:space="preserve">Quota non pre-allocata per imprevisti, gestibile entro il 20% di scostamento per voce senza autorizzazione regionale.</w:t>
+              <w:t xml:space="preserve">€5.800</w:t>
+            </w:r>
+          </w:p>
+        </w:tc>
+        <w:tc>
+          <w:tcPr/>
+          <w:p>
+            <w:pPr>
+              <w:pStyle w:val="Compact"/>
+            </w:pPr>
+            <w:r>
+              <w:t xml:space="preserve">Buffer per variazioni costi (Fase 1: €2.630) + spese legali certificazioni europee (~€1.000), consulenza Dott. Luca Carenzo per validazione clinica indipendente (~€1.500), spese ricerca medica e test prodotto in eventi (~€670) (Fase 2: €3.170).</w:t>
             </w:r>
           </w:p>
         </w:tc>
@@ -518,40 +518,40 @@
               <w:pStyle w:val="Compact"/>
             </w:pPr>
             <w:r>
-              <w:t xml:space="preserve">MacBook Pro 16” M4 Pro (24GB RAM, 512GB)</w:t>
-            </w:r>
-          </w:p>
-        </w:tc>
-        <w:tc>
-          <w:tcPr/>
-          <w:p>
-            <w:pPr>
-              <w:pStyle w:val="Compact"/>
-            </w:pPr>
-            <w:r>
-              <w:t xml:space="preserve">€3.200</w:t>
-            </w:r>
-          </w:p>
-        </w:tc>
-        <w:tc>
-          <w:tcPr/>
-          <w:p>
-            <w:pPr>
-              <w:pStyle w:val="Compact"/>
-            </w:pPr>
-            <w:r>
-              <w:t xml:space="preserve">€960</w:t>
-            </w:r>
-          </w:p>
-        </w:tc>
-        <w:tc>
-          <w:tcPr/>
-          <w:p>
-            <w:pPr>
-              <w:pStyle w:val="Compact"/>
-            </w:pPr>
-            <w:r>
-              <w:t xml:space="preserve">Sviluppo AI, training modelli ML, integrazione LangGraph</w:t>
+              <w:t xml:space="preserve">Server GPU dedicato per LLM on-premise h24</w:t>
+            </w:r>
+          </w:p>
+        </w:tc>
+        <w:tc>
+          <w:tcPr/>
+          <w:p>
+            <w:pPr>
+              <w:pStyle w:val="Compact"/>
+            </w:pPr>
+            <w:r>
+              <w:t xml:space="preserve">€5.000</w:t>
+            </w:r>
+          </w:p>
+        </w:tc>
+        <w:tc>
+          <w:tcPr/>
+          <w:p>
+            <w:pPr>
+              <w:pStyle w:val="Compact"/>
+            </w:pPr>
+            <w:r>
+              <w:t xml:space="preserve">€1.500</w:t>
+            </w:r>
+          </w:p>
+        </w:tc>
+        <w:tc>
+          <w:tcPr/>
+          <w:p>
+            <w:pPr>
+              <w:pStyle w:val="Compact"/>
+            </w:pPr>
+            <w:r>
+              <w:t xml:space="preserve">Inferenza LLM locale, training modelli ML, riduzione dipendenza da API cloud</w:t>
             </w:r>
           </w:p>
         </w:tc>
@@ -564,7 +564,7 @@
               <w:pStyle w:val="Compact"/>
             </w:pPr>
             <w:r>
-              <w:t xml:space="preserve">RealWear Navigator 520</w:t>
+              <w:t xml:space="preserve">Dispositivo AR hands-free (IP66, controllo vocale)</w:t>
             </w:r>
           </w:p>
         </w:tc>
@@ -629,7 +629,7 @@
                 <w:b/>
                 <w:bCs/>
               </w:rPr>
-              <w:t xml:space="preserve">€5.000</w:t>
+              <w:t xml:space="preserve">€6.800</w:t>
             </w:r>
           </w:p>
         </w:tc>
@@ -644,7 +644,7 @@
                 <w:b/>
                 <w:bCs/>
               </w:rPr>
-              <w:t xml:space="preserve">€1.500</w:t>
+              <w:t xml:space="preserve">€2.040</w:t>
             </w:r>
           </w:p>
         </w:tc>
@@ -658,6 +658,24 @@
         </w:tc>
       </w:tr>
     </w:tbl>
+    <w:p>
+      <w:pPr>
+        <w:pStyle w:val="BlockText"/>
+      </w:pPr>
+      <w:r>
+        <w:rPr>
+          <w:b/>
+          <w:bCs/>
+        </w:rPr>
+        <w:t xml:space="preserve">⚠️ NOTA INTERNA:</w:t>
+      </w:r>
+      <w:r>
+        <w:t xml:space="preserve"> </w:t>
+      </w:r>
+      <w:r>
+        <w:t xml:space="preserve">Modello esatto dispositivo AR da confermare con Simon. Il totale hardware di acquisto sale da €5.000 a €6.800 (+€1.800 server vs MacBook), ma la quota ammessa FESR aumenta da €1.500 a €2.040 (+€540).</w:t>
+      </w:r>
+    </w:p>
     <w:p>
       <w:r>
         <w:pict>

--- a/_budget/Budget_FESR_80k.docx
+++ b/_budget/Budget_FESR_80k.docx
@@ -258,18 +258,18 @@
               <w:pStyle w:val="Compact"/>
             </w:pPr>
             <w:r>
-              <w:t xml:space="preserve">€2.040</w:t>
-            </w:r>
-          </w:p>
-        </w:tc>
-        <w:tc>
-          <w:tcPr/>
-          <w:p>
-            <w:pPr>
-              <w:pStyle w:val="Compact"/>
-            </w:pPr>
-            <w:r>
-              <w:t xml:space="preserve">Quota ammortamento (18/60) su Server GPU dedicato per inferenza LLM on-premise h24 (€5.000) e dispositivo AR hands-free con controllo vocale e certificazione IP66 (€1.800).</w:t>
+              <w:t xml:space="preserve">€1.638</w:t>
+            </w:r>
+          </w:p>
+        </w:tc>
+        <w:tc>
+          <w:tcPr/>
+          <w:p>
+            <w:pPr>
+              <w:pStyle w:val="Compact"/>
+            </w:pPr>
+            <w:r>
+              <w:t xml:space="preserve">Quota ammortamento (18/60) su Server GPU dedicato per inferenza LLM on-premise h24 (€5.000) e display AR binoculare XREAL 1S per prototipazione interfaccia clinica in AR (€459).</w:t>
             </w:r>
           </w:p>
         </w:tc>
@@ -375,18 +375,18 @@
               <w:pStyle w:val="Compact"/>
             </w:pPr>
             <w:r>
-              <w:t xml:space="preserve">€5.800</w:t>
-            </w:r>
-          </w:p>
-        </w:tc>
-        <w:tc>
-          <w:tcPr/>
-          <w:p>
-            <w:pPr>
-              <w:pStyle w:val="Compact"/>
-            </w:pPr>
-            <w:r>
-              <w:t xml:space="preserve">Buffer per variazioni costi (Fase 1: €2.630) + spese legali certificazioni europee (~€1.000), consulenza Dott. Luca Carenzo per validazione clinica indipendente (~€1.500), spese ricerca medica e test prodotto in eventi (~€670) (Fase 2: €3.170).</w:t>
+              <w:t xml:space="preserve">€6.202</w:t>
+            </w:r>
+          </w:p>
+        </w:tc>
+        <w:tc>
+          <w:tcPr/>
+          <w:p>
+            <w:pPr>
+              <w:pStyle w:val="Compact"/>
+            </w:pPr>
+            <w:r>
+              <w:t xml:space="preserve">Buffer per variazioni costi (Fase 1: €3.032) + spese legali certificazioni europee (~€1.000), consulenza Dott. Luca Carenzo per validazione clinica indipendente (~€1.500), spese ricerca medica e test prodotto in eventi (~€670) (Fase 2: €3.170).</w:t>
             </w:r>
           </w:p>
         </w:tc>
@@ -564,40 +564,40 @@
               <w:pStyle w:val="Compact"/>
             </w:pPr>
             <w:r>
-              <w:t xml:space="preserve">Dispositivo AR hands-free (IP66, controllo vocale)</w:t>
-            </w:r>
-          </w:p>
-        </w:tc>
-        <w:tc>
-          <w:tcPr/>
-          <w:p>
-            <w:pPr>
-              <w:pStyle w:val="Compact"/>
-            </w:pPr>
-            <w:r>
-              <w:t xml:space="preserve">€1.800</w:t>
-            </w:r>
-          </w:p>
-        </w:tc>
-        <w:tc>
-          <w:tcPr/>
-          <w:p>
-            <w:pPr>
-              <w:pStyle w:val="Compact"/>
-            </w:pPr>
-            <w:r>
-              <w:t xml:space="preserve">€540</w:t>
-            </w:r>
-          </w:p>
-        </w:tc>
-        <w:tc>
-          <w:tcPr/>
-          <w:p>
-            <w:pPr>
-              <w:pStyle w:val="Compact"/>
-            </w:pPr>
-            <w:r>
-              <w:t xml:space="preserve">Prototipazione interfaccia AR hands-free per operatori del soccorso</w:t>
+              <w:t xml:space="preserve">Display AR binoculare XREAL 1S (Micro-OLED, prototipazione UI/UX interfaccia clinica)</w:t>
+            </w:r>
+          </w:p>
+        </w:tc>
+        <w:tc>
+          <w:tcPr/>
+          <w:p>
+            <w:pPr>
+              <w:pStyle w:val="Compact"/>
+            </w:pPr>
+            <w:r>
+              <w:t xml:space="preserve">€459</w:t>
+            </w:r>
+          </w:p>
+        </w:tc>
+        <w:tc>
+          <w:tcPr/>
+          <w:p>
+            <w:pPr>
+              <w:pStyle w:val="Compact"/>
+            </w:pPr>
+            <w:r>
+              <w:t xml:space="preserve">€138</w:t>
+            </w:r>
+          </w:p>
+        </w:tc>
+        <w:tc>
+          <w:tcPr/>
+          <w:p>
+            <w:pPr>
+              <w:pStyle w:val="Compact"/>
+            </w:pPr>
+            <w:r>
+              <w:t xml:space="preserve">Progettazione e validazione architettura visiva overlay clinico in AR</w:t>
             </w:r>
           </w:p>
         </w:tc>
@@ -629,7 +629,7 @@
                 <w:b/>
                 <w:bCs/>
               </w:rPr>
-              <w:t xml:space="preserve">€6.800</w:t>
+              <w:t xml:space="preserve">€5.459</w:t>
             </w:r>
           </w:p>
         </w:tc>
@@ -644,7 +644,7 @@
                 <w:b/>
                 <w:bCs/>
               </w:rPr>
-              <w:t xml:space="preserve">€2.040</w:t>
+              <w:t xml:space="preserve">€1.638</w:t>
             </w:r>
           </w:p>
         </w:tc>
@@ -658,24 +658,6 @@
         </w:tc>
       </w:tr>
     </w:tbl>
-    <w:p>
-      <w:pPr>
-        <w:pStyle w:val="BlockText"/>
-      </w:pPr>
-      <w:r>
-        <w:rPr>
-          <w:b/>
-          <w:bCs/>
-        </w:rPr>
-        <w:t xml:space="preserve">⚠️ NOTA INTERNA:</w:t>
-      </w:r>
-      <w:r>
-        <w:t xml:space="preserve"> </w:t>
-      </w:r>
-      <w:r>
-        <w:t xml:space="preserve">Modello esatto dispositivo AR da confermare con Simon. Il totale hardware di acquisto sale da €5.000 a €6.800 (+€1.800 server vs MacBook), ma la quota ammessa FESR aumenta da €1.500 a €2.040 (+€540).</w:t>
-      </w:r>
-    </w:p>
     <w:p>
       <w:r>
         <w:pict>

--- a/_budget/Budget_FESR_80k.docx
+++ b/_budget/Budget_FESR_80k.docx
@@ -2,7 +2,7 @@
 <file path=word/document.xml><?xml version="1.0" encoding="utf-8"?>
 <w:document xmlns:w="http://schemas.openxmlformats.org/wordprocessingml/2006/main" xmlns:m="http://schemas.openxmlformats.org/officeDocument/2006/math" xmlns:r="http://schemas.openxmlformats.org/officeDocument/2006/relationships" xmlns:o="urn:schemas-microsoft-com:office:office" xmlns:v="urn:schemas-microsoft-com:vml" xmlns:w10="urn:schemas-microsoft-com:office:word" xmlns:a="http://schemas.openxmlformats.org/drawingml/2006/main" xmlns:pic="http://schemas.openxmlformats.org/drawingml/2006/picture" xmlns:wp="http://schemas.openxmlformats.org/drawingml/2006/wordprocessingDrawing">
   <w:body>
-    <w:bookmarkStart w:id="11" w:name="budget-progetto-fesr-emsy-s.r.l."/>
+    <w:bookmarkStart w:id="12" w:name="budget-progetto-fesr-emsy-s.r.l."/>
     <w:p>
       <w:pPr>
         <w:pStyle w:val="Heading1"/>
@@ -386,7 +386,7 @@
               <w:pStyle w:val="Compact"/>
             </w:pPr>
             <w:r>
-              <w:t xml:space="preserve">Buffer per variazioni costi (Fase 1: €3.032) + spese legali certificazioni europee (~€1.000), consulenza Dott. Luca Carenzo per validazione clinica indipendente (~€1.500), spese ricerca medica e test prodotto in eventi (~€670) (Fase 2: €3.170).</w:t>
+              <w:t xml:space="preserve">Buffer variazioni costi Fase 1 (€3.032) + spese legali certificazioni (~€1.000), consulenza clinica esterna Dott. Carenzo (~€1.500), ricerca medica e test eventi (~€670) — Fase 2 (€3.170).</w:t>
             </w:r>
           </w:p>
         </w:tc>
@@ -439,7 +439,255 @@
         </w:pict>
       </w:r>
     </w:p>
-    <w:bookmarkStart w:id="9" w:name="dettaglio-hardware-acquisti"/>
+    <w:bookmarkStart w:id="9" w:name="dettaglio-margine-di-riserva"/>
+    <w:p>
+      <w:pPr>
+        <w:pStyle w:val="Heading2"/>
+      </w:pPr>
+      <w:r>
+        <w:t xml:space="preserve">Dettaglio Margine di Riserva</w:t>
+      </w:r>
+    </w:p>
+    <w:tbl>
+      <w:tblPr>
+        <w:tblStyle w:val="Table"/>
+        <w:tblW w:type="pct" w:w="5000"/>
+        <w:tblLayout w:type="fixed"/>
+        <w:tblLook w:firstRow="1" w:lastRow="0" w:firstColumn="0" w:lastColumn="0" w:noHBand="0" w:noVBand="0" w:val="0020"/>
+      </w:tblPr>
+      <w:tblGrid>
+        <w:gridCol w:w="1697"/>
+        <w:gridCol w:w="1697"/>
+        <w:gridCol w:w="4525"/>
+      </w:tblGrid>
+      <w:tr>
+        <w:trPr>
+          <w:tblHeader w:val="on"/>
+        </w:trPr>
+        <w:tc>
+          <w:tcPr/>
+          <w:p>
+            <w:pPr>
+              <w:pStyle w:val="Compact"/>
+            </w:pPr>
+            <w:r>
+              <w:t xml:space="preserve">Voce</w:t>
+            </w:r>
+          </w:p>
+        </w:tc>
+        <w:tc>
+          <w:tcPr/>
+          <w:p>
+            <w:pPr>
+              <w:pStyle w:val="Compact"/>
+            </w:pPr>
+            <w:r>
+              <w:t xml:space="preserve">Fase</w:t>
+            </w:r>
+          </w:p>
+        </w:tc>
+        <w:tc>
+          <w:tcPr/>
+          <w:p>
+            <w:pPr>
+              <w:pStyle w:val="Compact"/>
+            </w:pPr>
+            <w:r>
+              <w:t xml:space="preserve">Importo stimato</w:t>
+            </w:r>
+          </w:p>
+        </w:tc>
+      </w:tr>
+      <w:tr>
+        <w:tc>
+          <w:tcPr/>
+          <w:p>
+            <w:pPr>
+              <w:pStyle w:val="Compact"/>
+            </w:pPr>
+            <w:r>
+              <w:t xml:space="preserve">Buffer per variazioni costi hardware/software</w:t>
+            </w:r>
+          </w:p>
+        </w:tc>
+        <w:tc>
+          <w:tcPr/>
+          <w:p>
+            <w:pPr>
+              <w:pStyle w:val="Compact"/>
+            </w:pPr>
+            <w:r>
+              <w:t xml:space="preserve">Fase 1</w:t>
+            </w:r>
+          </w:p>
+        </w:tc>
+        <w:tc>
+          <w:tcPr/>
+          <w:p>
+            <w:pPr>
+              <w:pStyle w:val="Compact"/>
+            </w:pPr>
+            <w:r>
+              <w:t xml:space="preserve">€3.032</w:t>
+            </w:r>
+          </w:p>
+        </w:tc>
+      </w:tr>
+      <w:tr>
+        <w:tc>
+          <w:tcPr/>
+          <w:p>
+            <w:pPr>
+              <w:pStyle w:val="Compact"/>
+            </w:pPr>
+            <w:r>
+              <w:t xml:space="preserve">Spese legali per certificazioni europee applicabili</w:t>
+            </w:r>
+          </w:p>
+        </w:tc>
+        <w:tc>
+          <w:tcPr/>
+          <w:p>
+            <w:pPr>
+              <w:pStyle w:val="Compact"/>
+            </w:pPr>
+            <w:r>
+              <w:t xml:space="preserve">Fase 2</w:t>
+            </w:r>
+          </w:p>
+        </w:tc>
+        <w:tc>
+          <w:tcPr/>
+          <w:p>
+            <w:pPr>
+              <w:pStyle w:val="Compact"/>
+            </w:pPr>
+            <w:r>
+              <w:t xml:space="preserve">~€1.000</w:t>
+            </w:r>
+          </w:p>
+        </w:tc>
+      </w:tr>
+      <w:tr>
+        <w:tc>
+          <w:tcPr/>
+          <w:p>
+            <w:pPr>
+              <w:pStyle w:val="Compact"/>
+            </w:pPr>
+            <w:r>
+              <w:t xml:space="preserve">Consulenza Dott. Luca Carenzo — validazione clinica indipendente</w:t>
+            </w:r>
+          </w:p>
+        </w:tc>
+        <w:tc>
+          <w:tcPr/>
+          <w:p>
+            <w:pPr>
+              <w:pStyle w:val="Compact"/>
+            </w:pPr>
+            <w:r>
+              <w:t xml:space="preserve">Fase 2</w:t>
+            </w:r>
+          </w:p>
+        </w:tc>
+        <w:tc>
+          <w:tcPr/>
+          <w:p>
+            <w:pPr>
+              <w:pStyle w:val="Compact"/>
+            </w:pPr>
+            <w:r>
+              <w:t xml:space="preserve">~€1.500</w:t>
+            </w:r>
+          </w:p>
+        </w:tc>
+      </w:tr>
+      <w:tr>
+        <w:tc>
+          <w:tcPr/>
+          <w:p>
+            <w:pPr>
+              <w:pStyle w:val="Compact"/>
+            </w:pPr>
+            <w:r>
+              <w:t xml:space="preserve">Spese ricerca medica — test prodotto con operatori durante eventi</w:t>
+            </w:r>
+          </w:p>
+        </w:tc>
+        <w:tc>
+          <w:tcPr/>
+          <w:p>
+            <w:pPr>
+              <w:pStyle w:val="Compact"/>
+            </w:pPr>
+            <w:r>
+              <w:t xml:space="preserve">Fase 2</w:t>
+            </w:r>
+          </w:p>
+        </w:tc>
+        <w:tc>
+          <w:tcPr/>
+          <w:p>
+            <w:pPr>
+              <w:pStyle w:val="Compact"/>
+            </w:pPr>
+            <w:r>
+              <w:t xml:space="preserve">~€670</w:t>
+            </w:r>
+          </w:p>
+        </w:tc>
+      </w:tr>
+      <w:tr>
+        <w:tc>
+          <w:tcPr/>
+          <w:p>
+            <w:pPr>
+              <w:pStyle w:val="Compact"/>
+            </w:pPr>
+            <w:r>
+              <w:rPr>
+                <w:b/>
+                <w:bCs/>
+              </w:rPr>
+              <w:t xml:space="preserve">Totale</w:t>
+            </w:r>
+          </w:p>
+        </w:tc>
+        <w:tc>
+          <w:tcPr/>
+          <w:p>
+            <w:pPr>
+              <w:pStyle w:val="Compact"/>
+            </w:pPr>
+          </w:p>
+        </w:tc>
+        <w:tc>
+          <w:tcPr/>
+          <w:p>
+            <w:pPr>
+              <w:pStyle w:val="Compact"/>
+            </w:pPr>
+            <w:r>
+              <w:rPr>
+                <w:b/>
+                <w:bCs/>
+              </w:rPr>
+              <w:t xml:space="preserve">€6.202</w:t>
+            </w:r>
+          </w:p>
+        </w:tc>
+      </w:tr>
+    </w:tbl>
+    <w:p>
+      <w:r>
+        <w:pict>
+          <v:rect style="width:0;height:1.5pt" o:hralign="center" o:hrstd="t" o:hr="t"/>
+        </w:pict>
+      </w:r>
+    </w:p>
+    <w:bookmarkEnd w:id="9"/>
+    <w:bookmarkStart w:id="10" w:name="dettaglio-hardware-acquisti"/>
     <w:p>
       <w:pPr>
         <w:pStyle w:val="Heading2"/>
@@ -665,8 +913,8 @@
         </w:pict>
       </w:r>
     </w:p>
-    <w:bookmarkEnd w:id="9"/>
-    <w:bookmarkStart w:id="10" w:name="dettaglio-prestazioni-soci-ucs-33ora"/>
+    <w:bookmarkEnd w:id="10"/>
+    <w:bookmarkStart w:id="11" w:name="dettaglio-prestazioni-soci-ucs-33ora"/>
     <w:p>
       <w:pPr>
         <w:pStyle w:val="Heading2"/>
@@ -1069,8 +1317,8 @@
         <w:t xml:space="preserve">Documento interno EMSy S.r.l. — Aggiornato 11 giugno 2026</w:t>
       </w:r>
     </w:p>
-    <w:bookmarkEnd w:id="10"/>
     <w:bookmarkEnd w:id="11"/>
+    <w:bookmarkEnd w:id="12"/>
     <w:sectPr>
       <w:footnotePr>
         <w:numRestart w:val="eachSect"/>

--- a/_budget/Budget_FESR_80k.docx
+++ b/_budget/Budget_FESR_80k.docx
@@ -258,18 +258,18 @@
               <w:pStyle w:val="Compact"/>
             </w:pPr>
             <w:r>
-              <w:t xml:space="preserve">€1.638</w:t>
-            </w:r>
-          </w:p>
-        </w:tc>
-        <w:tc>
-          <w:tcPr/>
-          <w:p>
-            <w:pPr>
-              <w:pStyle w:val="Compact"/>
-            </w:pPr>
-            <w:r>
-              <w:t xml:space="preserve">Quota ammortamento (18/60) su Server GPU dedicato per inferenza LLM on-premise h24 (€5.000) e display AR binoculare XREAL 1S per prototipazione interfaccia clinica in AR (€459).</w:t>
+              <w:t xml:space="preserve">€3.275</w:t>
+            </w:r>
+          </w:p>
+        </w:tc>
+        <w:tc>
+          <w:tcPr/>
+          <w:p>
+            <w:pPr>
+              <w:pStyle w:val="Compact"/>
+            </w:pPr>
+            <w:r>
+              <w:t xml:space="preserve">Quota ammortamento (18/60) su Server GPU dedicato con schede video per inferenza LLM on-premise h24 (€10.000) e 2× display AR binoculare XREAL 1S per prototipazione interfaccia clinica in AR (€918).</w:t>
             </w:r>
           </w:p>
         </w:tc>
@@ -375,18 +375,18 @@
               <w:pStyle w:val="Compact"/>
             </w:pPr>
             <w:r>
-              <w:t xml:space="preserve">€6.202</w:t>
-            </w:r>
-          </w:p>
-        </w:tc>
-        <w:tc>
-          <w:tcPr/>
-          <w:p>
-            <w:pPr>
-              <w:pStyle w:val="Compact"/>
-            </w:pPr>
-            <w:r>
-              <w:t xml:space="preserve">Buffer variazioni costi Fase 1 (€3.032) + spese legali certificazioni (~€1.000), consulenza clinica esterna Dott. Carenzo (~€1.500), ricerca medica e test eventi (~€670) — Fase 2 (€3.170).</w:t>
+              <w:t xml:space="preserve">€4.565</w:t>
+            </w:r>
+          </w:p>
+        </w:tc>
+        <w:tc>
+          <w:tcPr/>
+          <w:p>
+            <w:pPr>
+              <w:pStyle w:val="Compact"/>
+            </w:pPr>
+            <w:r>
+              <w:t xml:space="preserve">Buffer variazioni costi Fase 1 (€1.395) + spese legali certificazioni (~€1.000), consulenza clinica esterna Dott. Carenzo (~€1.500), ricerca medica e test eventi (~€670) — Fase 2 (€3.170).</w:t>
             </w:r>
           </w:p>
         </w:tc>
@@ -528,7 +528,7 @@
               <w:pStyle w:val="Compact"/>
             </w:pPr>
             <w:r>
-              <w:t xml:space="preserve">€3.032</w:t>
+              <w:t xml:space="preserve">€1.395</w:t>
             </w:r>
           </w:p>
         </w:tc>
@@ -673,7 +673,7 @@
                 <w:b/>
                 <w:bCs/>
               </w:rPr>
-              <w:t xml:space="preserve">€6.202</w:t>
+              <w:t xml:space="preserve">€4.565</w:t>
             </w:r>
           </w:p>
         </w:tc>
@@ -766,29 +766,29 @@
               <w:pStyle w:val="Compact"/>
             </w:pPr>
             <w:r>
-              <w:t xml:space="preserve">Server GPU dedicato per LLM on-premise h24</w:t>
-            </w:r>
-          </w:p>
-        </w:tc>
-        <w:tc>
-          <w:tcPr/>
-          <w:p>
-            <w:pPr>
-              <w:pStyle w:val="Compact"/>
-            </w:pPr>
-            <w:r>
-              <w:t xml:space="preserve">€5.000</w:t>
-            </w:r>
-          </w:p>
-        </w:tc>
-        <w:tc>
-          <w:tcPr/>
-          <w:p>
-            <w:pPr>
-              <w:pStyle w:val="Compact"/>
-            </w:pPr>
-            <w:r>
-              <w:t xml:space="preserve">€1.500</w:t>
+              <w:t xml:space="preserve">Server GPU dedicato con schede video per LLM on-premise h24</w:t>
+            </w:r>
+          </w:p>
+        </w:tc>
+        <w:tc>
+          <w:tcPr/>
+          <w:p>
+            <w:pPr>
+              <w:pStyle w:val="Compact"/>
+            </w:pPr>
+            <w:r>
+              <w:t xml:space="preserve">€10.000</w:t>
+            </w:r>
+          </w:p>
+        </w:tc>
+        <w:tc>
+          <w:tcPr/>
+          <w:p>
+            <w:pPr>
+              <w:pStyle w:val="Compact"/>
+            </w:pPr>
+            <w:r>
+              <w:t xml:space="preserve">€3.000</w:t>
             </w:r>
           </w:p>
         </w:tc>
@@ -812,29 +812,29 @@
               <w:pStyle w:val="Compact"/>
             </w:pPr>
             <w:r>
-              <w:t xml:space="preserve">Display AR binoculare XREAL 1S (Micro-OLED, prototipazione UI/UX interfaccia clinica)</w:t>
-            </w:r>
-          </w:p>
-        </w:tc>
-        <w:tc>
-          <w:tcPr/>
-          <w:p>
-            <w:pPr>
-              <w:pStyle w:val="Compact"/>
-            </w:pPr>
-            <w:r>
-              <w:t xml:space="preserve">€459</w:t>
-            </w:r>
-          </w:p>
-        </w:tc>
-        <w:tc>
-          <w:tcPr/>
-          <w:p>
-            <w:pPr>
-              <w:pStyle w:val="Compact"/>
-            </w:pPr>
-            <w:r>
-              <w:t xml:space="preserve">€138</w:t>
+              <w:t xml:space="preserve">2× Display AR binoculare XREAL 1S (Micro-OLED, prototipazione UI/UX interfaccia clinica)</w:t>
+            </w:r>
+          </w:p>
+        </w:tc>
+        <w:tc>
+          <w:tcPr/>
+          <w:p>
+            <w:pPr>
+              <w:pStyle w:val="Compact"/>
+            </w:pPr>
+            <w:r>
+              <w:t xml:space="preserve">€918</w:t>
+            </w:r>
+          </w:p>
+        </w:tc>
+        <w:tc>
+          <w:tcPr/>
+          <w:p>
+            <w:pPr>
+              <w:pStyle w:val="Compact"/>
+            </w:pPr>
+            <w:r>
+              <w:t xml:space="preserve">€275</w:t>
             </w:r>
           </w:p>
         </w:tc>
@@ -877,7 +877,7 @@
                 <w:b/>
                 <w:bCs/>
               </w:rPr>
-              <w:t xml:space="preserve">€5.459</w:t>
+              <w:t xml:space="preserve">€10.918</w:t>
             </w:r>
           </w:p>
         </w:tc>
@@ -892,7 +892,7 @@
                 <w:b/>
                 <w:bCs/>
               </w:rPr>
-              <w:t xml:space="preserve">€1.638</w:t>
+              <w:t xml:space="preserve">€3.275</w:t>
             </w:r>
           </w:p>
         </w:tc>

--- a/_budget/Budget_FESR_80k.docx
+++ b/_budget/Budget_FESR_80k.docx
@@ -58,7 +58,7 @@
         <w:t xml:space="preserve"> </w:t>
       </w:r>
       <w:r>
-        <w:t xml:space="preserve">€52.800 — Cofinanziamento EMSy (30%): €27.200</w:t>
+        <w:t xml:space="preserve">€56.000 — Cofinanziamento EMSy (30%): €24.000</w:t>
       </w:r>
     </w:p>
     <w:p>

--- a/_budget/Budget_FESR_80k.docx
+++ b/_budget/Budget_FESR_80k.docx
@@ -297,18 +297,18 @@
               <w:pStyle w:val="Compact"/>
             </w:pPr>
             <w:r>
-              <w:t xml:space="preserve">€14.400</w:t>
-            </w:r>
-          </w:p>
-        </w:tc>
-        <w:tc>
-          <w:tcPr/>
-          <w:p>
-            <w:pPr>
-              <w:pStyle w:val="Compact"/>
-            </w:pPr>
-            <w:r>
-              <w:t xml:space="preserve">Abbonamenti mensili per infrastruttura e modelli AI: database Neon, deployment Vercel, API LLM (OpenRouter, AWS Bedrock, Claude), servizi cloud accessori.</w:t>
+              <w:t xml:space="preserve">€15.795</w:t>
+            </w:r>
+          </w:p>
+        </w:tc>
+        <w:tc>
+          <w:tcPr/>
+          <w:p>
+            <w:pPr>
+              <w:pStyle w:val="Compact"/>
+            </w:pPr>
+            <w:r>
+              <w:t xml:space="preserve">Abbonamenti mensili per infrastruttura e modelli AI: database Neon, deployment Vercel, API LLM (OpenRouter, AWS Bedrock, Claude), servizi cloud accessori. Include €1.395 di riserva Fase 1 per variabilità prezzi cloud.</w:t>
             </w:r>
           </w:p>
         </w:tc>
@@ -364,29 +364,29 @@
                 <w:b/>
                 <w:bCs/>
               </w:rPr>
-              <w:t xml:space="preserve">Margine di riserva</w:t>
-            </w:r>
-          </w:p>
-        </w:tc>
-        <w:tc>
-          <w:tcPr/>
-          <w:p>
-            <w:pPr>
-              <w:pStyle w:val="Compact"/>
-            </w:pPr>
-            <w:r>
-              <w:t xml:space="preserve">€4.565</w:t>
-            </w:r>
-          </w:p>
-        </w:tc>
-        <w:tc>
-          <w:tcPr/>
-          <w:p>
-            <w:pPr>
-              <w:pStyle w:val="Compact"/>
-            </w:pPr>
-            <w:r>
-              <w:t xml:space="preserve">Buffer variazioni costi Fase 1 (€1.395) + spese legali certificazioni (~€1.000), consulenza clinica esterna Dott. Carenzo (~€1.500), ricerca medica e test eventi (~€670) — Fase 2 (€3.170).</w:t>
+              <w:t xml:space="preserve">Consulenze specialistiche</w:t>
+            </w:r>
+          </w:p>
+        </w:tc>
+        <w:tc>
+          <w:tcPr/>
+          <w:p>
+            <w:pPr>
+              <w:pStyle w:val="Compact"/>
+            </w:pPr>
+            <w:r>
+              <w:t xml:space="preserve">€3.170</w:t>
+            </w:r>
+          </w:p>
+        </w:tc>
+        <w:tc>
+          <w:tcPr/>
+          <w:p>
+            <w:pPr>
+              <w:pStyle w:val="Compact"/>
+            </w:pPr>
+            <w:r>
+              <w:t xml:space="preserve">Validazione clinica indipendente (~€1.500), spese legali per certificazioni europee applicabili (~€1.000), test prodotto con operatori durante eventi/esercitazioni (~€670) — tutte in Fase 2.</w:t>
             </w:r>
           </w:p>
         </w:tc>
@@ -439,13 +439,13 @@
         </w:pict>
       </w:r>
     </w:p>
-    <w:bookmarkStart w:id="9" w:name="dettaglio-margine-di-riserva"/>
+    <w:bookmarkStart w:id="9" w:name="dettaglio-consulenze-specialistiche"/>
     <w:p>
       <w:pPr>
         <w:pStyle w:val="Heading2"/>
       </w:pPr>
       <w:r>
-        <w:t xml:space="preserve">Dettaglio Margine di Riserva</w:t>
+        <w:t xml:space="preserve">Dettaglio Consulenze Specialistiche</w:t>
       </w:r>
     </w:p>
     <w:tbl>
@@ -506,29 +506,29 @@
               <w:pStyle w:val="Compact"/>
             </w:pPr>
             <w:r>
-              <w:t xml:space="preserve">Buffer per variazioni costi hardware/software</w:t>
-            </w:r>
-          </w:p>
-        </w:tc>
-        <w:tc>
-          <w:tcPr/>
-          <w:p>
-            <w:pPr>
-              <w:pStyle w:val="Compact"/>
-            </w:pPr>
-            <w:r>
-              <w:t xml:space="preserve">Fase 1</w:t>
-            </w:r>
-          </w:p>
-        </w:tc>
-        <w:tc>
-          <w:tcPr/>
-          <w:p>
-            <w:pPr>
-              <w:pStyle w:val="Compact"/>
-            </w:pPr>
-            <w:r>
-              <w:t xml:space="preserve">€1.395</w:t>
+              <w:t xml:space="preserve">Validazione clinica indipendente (esperto esterno medicina d’emergenza)</w:t>
+            </w:r>
+          </w:p>
+        </w:tc>
+        <w:tc>
+          <w:tcPr/>
+          <w:p>
+            <w:pPr>
+              <w:pStyle w:val="Compact"/>
+            </w:pPr>
+            <w:r>
+              <w:t xml:space="preserve">Fase 2</w:t>
+            </w:r>
+          </w:p>
+        </w:tc>
+        <w:tc>
+          <w:tcPr/>
+          <w:p>
+            <w:pPr>
+              <w:pStyle w:val="Compact"/>
+            </w:pPr>
+            <w:r>
+              <w:t xml:space="preserve">~€1.500</w:t>
             </w:r>
           </w:p>
         </w:tc>
@@ -576,42 +576,7 @@
               <w:pStyle w:val="Compact"/>
             </w:pPr>
             <w:r>
-              <w:t xml:space="preserve">Consulenza Dott. Luca Carenzo — validazione clinica indipendente</w:t>
-            </w:r>
-          </w:p>
-        </w:tc>
-        <w:tc>
-          <w:tcPr/>
-          <w:p>
-            <w:pPr>
-              <w:pStyle w:val="Compact"/>
-            </w:pPr>
-            <w:r>
-              <w:t xml:space="preserve">Fase 2</w:t>
-            </w:r>
-          </w:p>
-        </w:tc>
-        <w:tc>
-          <w:tcPr/>
-          <w:p>
-            <w:pPr>
-              <w:pStyle w:val="Compact"/>
-            </w:pPr>
-            <w:r>
-              <w:t xml:space="preserve">~€1.500</w:t>
-            </w:r>
-          </w:p>
-        </w:tc>
-      </w:tr>
-      <w:tr>
-        <w:tc>
-          <w:tcPr/>
-          <w:p>
-            <w:pPr>
-              <w:pStyle w:val="Compact"/>
-            </w:pPr>
-            <w:r>
-              <w:t xml:space="preserve">Spese ricerca medica — test prodotto con operatori durante eventi</w:t>
+              <w:t xml:space="preserve">Test prodotto con operatori durante eventi/esercitazioni</w:t>
             </w:r>
           </w:p>
         </w:tc>
@@ -673,7 +638,7 @@
                 <w:b/>
                 <w:bCs/>
               </w:rPr>
-              <w:t xml:space="preserve">€4.565</w:t>
+              <w:t xml:space="preserve">€3.170</w:t>
             </w:r>
           </w:p>
         </w:tc>
